--- a/_site/fundamentos-programacion/2019-08-13-organizando-tipos-de-archivos-de-softwares/index.docx
+++ b/_site/fundamentos-programacion/2019-08-13-organizando-tipos-de-archivos-de-softwares/index.docx
@@ -50,7 +50,7 @@
         <w:pStyle w:val="Heading1"/>
       </w:pPr>
       <w:r>
-        <w:t xml:space="preserve">Tipografía en entornos académicos y de programación: Selección y aplicación para mejorar la legibilidad</w:t>
+        <w:t xml:space="preserve">Organización de archivos de software</w:t>
       </w:r>
     </w:p>
     <w:p>
@@ -183,23 +183,8 @@
       </w:hyperlink>
     </w:p>
     <w:p>
-      <w:r>
-        <w:br w:type="page"/>
-      </w:r>
-    </w:p>
-    <w:bookmarkEnd w:id="24"/>
-    <w:bookmarkStart w:id="25" w:name="abstract"/>
-    <w:p>
-      <w:pPr>
-        <w:pStyle w:val="Heading1"/>
-      </w:pPr>
-      <w:r>
-        <w:t xml:space="preserve">Resumen</w:t>
-      </w:r>
-    </w:p>
-    <w:p>
-      <w:pPr>
-        <w:pStyle w:val="FirstParagraph"/>
+      <w:pPr>
+        <w:pStyle w:val="BodyText"/>
       </w:pPr>
       <w:r>
         <w:rPr>
@@ -217,14 +202,14 @@
         <w:br w:type="page"/>
       </w:r>
     </w:p>
-    <w:bookmarkEnd w:id="25"/>
-    <w:bookmarkStart w:id="26" w:name="firstheader"/>
+    <w:bookmarkEnd w:id="24"/>
+    <w:bookmarkStart w:id="25" w:name="firstheader"/>
     <w:p>
       <w:pPr>
         <w:pStyle w:val="Heading1"/>
       </w:pPr>
       <w:r>
-        <w:t xml:space="preserve">Tipografía en entornos académicos y de programación: Selección y aplicación para mejorar la legibilidad</w:t>
+        <w:t xml:space="preserve">Organización de archivos de software</w:t>
       </w:r>
     </w:p>
     <w:p>
@@ -3249,8 +3234,8 @@
         <w:t xml:space="preserve">Traducción realizada con la versión gratuita del traductor DeepL.com</w:t>
       </w:r>
     </w:p>
-    <w:bookmarkEnd w:id="26"/>
-    <w:bookmarkStart w:id="39" w:name="publicaciones-similares"/>
+    <w:bookmarkEnd w:id="25"/>
+    <w:bookmarkStart w:id="36" w:name="publicaciones-similares"/>
     <w:p>
       <w:pPr>
         <w:pStyle w:val="Heading1"/>
@@ -3275,11 +3260,11 @@
           <w:numId w:val="1007"/>
         </w:numPr>
       </w:pPr>
-      <w:hyperlink r:id="rId27"/>
+      <w:hyperlink r:id="rId26"/>
       <w:r>
         <w:t xml:space="preserve"> </w:t>
       </w:r>
-      <w:hyperlink r:id="rId28">
+      <w:hyperlink r:id="rId27">
         <w:r>
           <w:rPr>
             <w:rStyle w:val="Hyperlink"/>
@@ -3296,11 +3281,11 @@
           <w:numId w:val="1007"/>
         </w:numPr>
       </w:pPr>
-      <w:hyperlink r:id="rId29"/>
+      <w:hyperlink r:id="rId28"/>
       <w:r>
         <w:t xml:space="preserve"> </w:t>
       </w:r>
-      <w:hyperlink r:id="rId30">
+      <w:hyperlink r:id="rId29">
         <w:r>
           <w:rPr>
             <w:rStyle w:val="Hyperlink"/>
@@ -3317,11 +3302,11 @@
           <w:numId w:val="1007"/>
         </w:numPr>
       </w:pPr>
-      <w:hyperlink r:id="rId31"/>
+      <w:hyperlink r:id="rId30"/>
       <w:r>
         <w:t xml:space="preserve"> </w:t>
       </w:r>
-      <w:hyperlink r:id="rId32">
+      <w:hyperlink r:id="rId31">
         <w:r>
           <w:rPr>
             <w:rStyle w:val="Hyperlink"/>
@@ -3338,11 +3323,11 @@
           <w:numId w:val="1007"/>
         </w:numPr>
       </w:pPr>
-      <w:hyperlink r:id="rId33"/>
+      <w:hyperlink r:id="rId32"/>
       <w:r>
         <w:t xml:space="preserve"> </w:t>
       </w:r>
-      <w:hyperlink r:id="rId34">
+      <w:hyperlink r:id="rId33">
         <w:r>
           <w:rPr>
             <w:rStyle w:val="Hyperlink"/>
@@ -3359,11 +3344,11 @@
           <w:numId w:val="1007"/>
         </w:numPr>
       </w:pPr>
-      <w:hyperlink r:id="rId35"/>
+      <w:hyperlink r:id="rId34"/>
       <w:r>
         <w:t xml:space="preserve"> </w:t>
       </w:r>
-      <w:hyperlink r:id="rId36">
+      <w:hyperlink r:id="rId35">
         <w:r>
           <w:rPr>
             <w:rStyle w:val="Hyperlink"/>
@@ -3374,34 +3359,13 @@
     </w:p>
     <w:p>
       <w:pPr>
-        <w:pStyle w:val="Compact"/>
-        <w:numPr>
-          <w:ilvl w:val="0"/>
-          <w:numId w:val="1007"/>
-        </w:numPr>
-      </w:pPr>
-      <w:hyperlink r:id="rId37"/>
-      <w:r>
-        <w:t xml:space="preserve"> </w:t>
-      </w:r>
-      <w:hyperlink r:id="rId38">
-        <w:r>
-          <w:rPr>
-            <w:rStyle w:val="Hyperlink"/>
-          </w:rPr>
-          <w:t xml:space="preserve">Por Editar</w:t>
-        </w:r>
-      </w:hyperlink>
-    </w:p>
-    <w:p>
-      <w:pPr>
         <w:pStyle w:val="FirstParagraph"/>
       </w:pPr>
       <w:r>
         <w:t xml:space="preserve">Esperamos que encuentres estas publicaciones igualmente interesantes y útiles. ¡Disfruta de la lectura!</w:t>
       </w:r>
     </w:p>
-    <w:bookmarkEnd w:id="39"/>
+    <w:bookmarkEnd w:id="36"/>
     <w:sectPr>
       <w:headerReference r:id="rId9" w:type="even"/>
       <w:headerReference r:id="rId11" w:type="default"/>
